--- a/PCunningham__RESUME.docx
+++ b/PCunningham__RESUME.docx
@@ -119,23 +119,7 @@
           <w:sz w:val="22"/>
           <w:szCs w:val="22"/>
         </w:rPr>
-        <w:t xml:space="preserve">Dedicated compliance and audit professional with over </w:t>
-      </w:r>
-      <w:r>
-        <w:rPr>
-          <w:rFonts w:ascii="Calibri" w:hAnsi="Calibri" w:cs="Calibri"/>
-          <w:sz w:val="22"/>
-          <w:szCs w:val="22"/>
-        </w:rPr>
-        <w:t>5</w:t>
-      </w:r>
-      <w:r>
-        <w:rPr>
-          <w:rFonts w:ascii="Calibri" w:hAnsi="Calibri" w:cs="Calibri"/>
-          <w:sz w:val="22"/>
-          <w:szCs w:val="22"/>
-        </w:rPr>
-        <w:t xml:space="preserve"> years of experience in regulatory compliance, risk assessment, audit readiness, and third-party oversight within consumer lending, fintech, and financial services industries. Skilled in applying federal and state regulatory frameworks, strengthening internal controls, conducting due diligence, and supporting cross-functional teams. Recognized for analytical rigor, process improvement, and disciplined documentation governance. </w:t>
+        <w:t>Compliance and audit professional with 5+ years driving regulatory excellence in consumer lending, fintech, and financial services. Proven expertise in UDAAP, ECRA, FCRA compliance and third-party risk management. Track record of designing internal controls, reducing audit findings, and translating complex regulations into operational improvements.</w:t>
       </w:r>
     </w:p>
     <w:p>
@@ -335,7 +319,23 @@
           <w:sz w:val="22"/>
           <w:szCs w:val="22"/>
         </w:rPr>
-        <w:t>Rick Assessment, Escalation, Remediation Tracking</w:t>
+        <w:t>Ri</w:t>
+      </w:r>
+      <w:r>
+        <w:rPr>
+          <w:rFonts w:ascii="Calibri" w:hAnsi="Calibri" w:cs="Calibri"/>
+          <w:sz w:val="22"/>
+          <w:szCs w:val="22"/>
+        </w:rPr>
+        <w:t>s</w:t>
+      </w:r>
+      <w:r>
+        <w:rPr>
+          <w:rFonts w:ascii="Calibri" w:hAnsi="Calibri" w:cs="Calibri"/>
+          <w:sz w:val="22"/>
+          <w:szCs w:val="22"/>
+        </w:rPr>
+        <w:t>k Assessment, Escalation, Remediation Tracking</w:t>
       </w:r>
     </w:p>
     <w:p>
@@ -878,31 +878,7 @@
           <w:sz w:val="22"/>
           <w:szCs w:val="22"/>
         </w:rPr>
-        <w:t>Manage</w:t>
-      </w:r>
-      <w:r>
-        <w:rPr>
-          <w:rFonts w:ascii="Calibri" w:hAnsi="Calibri" w:cs="Calibri"/>
-          <w:sz w:val="22"/>
-          <w:szCs w:val="22"/>
-        </w:rPr>
-        <w:t>d</w:t>
-      </w:r>
-      <w:r>
-        <w:rPr>
-          <w:rFonts w:ascii="Calibri" w:hAnsi="Calibri" w:cs="Calibri"/>
-          <w:sz w:val="22"/>
-          <w:szCs w:val="22"/>
-        </w:rPr>
-        <w:t xml:space="preserve"> </w:t>
-      </w:r>
-      <w:r>
-        <w:rPr>
-          <w:rFonts w:ascii="Calibri" w:hAnsi="Calibri" w:cs="Calibri"/>
-          <w:sz w:val="22"/>
-          <w:szCs w:val="22"/>
-        </w:rPr>
-        <w:t>investigations, tracking, and reporting for consumer, CFPB, and fraud complaints</w:t>
+        <w:t>Managed consumer and CFPB complaint investigations, preparing case files and supporting legal teams in regulatory response and remediation tracking</w:t>
       </w:r>
     </w:p>
     <w:p>
@@ -1510,7 +1486,63 @@
         <w:pStyle w:val="ListParagraph"/>
         <w:numPr>
           <w:ilvl w:val="0"/>
-          <w:numId w:val="7"/>
+          <w:numId w:val="12"/>
+        </w:numPr>
+        <w:jc w:val="both"/>
+        <w:rPr>
+          <w:rFonts w:ascii="Calibri" w:hAnsi="Calibri" w:cs="Calibri"/>
+          <w:sz w:val="22"/>
+          <w:szCs w:val="22"/>
+        </w:rPr>
+      </w:pPr>
+      <w:r>
+        <w:rPr>
+          <w:rFonts w:ascii="Calibri" w:hAnsi="Calibri" w:cs="Calibri"/>
+          <w:sz w:val="22"/>
+          <w:szCs w:val="22"/>
+        </w:rPr>
+        <w:t xml:space="preserve">AI Courses (In Progress) | IBM </w:t>
+      </w:r>
+      <w:proofErr w:type="spellStart"/>
+      <w:r>
+        <w:rPr>
+          <w:rFonts w:ascii="Calibri" w:hAnsi="Calibri" w:cs="Calibri"/>
+          <w:sz w:val="22"/>
+          <w:szCs w:val="22"/>
+        </w:rPr>
+        <w:t>SkillsBuild</w:t>
+      </w:r>
+      <w:proofErr w:type="spellEnd"/>
+    </w:p>
+    <w:p>
+      <w:pPr>
+        <w:pStyle w:val="ListParagraph"/>
+        <w:numPr>
+          <w:ilvl w:val="0"/>
+          <w:numId w:val="12"/>
+        </w:numPr>
+        <w:jc w:val="both"/>
+        <w:rPr>
+          <w:rFonts w:ascii="Calibri" w:hAnsi="Calibri" w:cs="Calibri"/>
+          <w:sz w:val="22"/>
+          <w:szCs w:val="22"/>
+        </w:rPr>
+      </w:pPr>
+      <w:r>
+        <w:rPr>
+          <w:rFonts w:ascii="Calibri" w:hAnsi="Calibri" w:cs="Calibri"/>
+          <w:sz w:val="22"/>
+          <w:szCs w:val="22"/>
+        </w:rPr>
+        <w:t>AI and Career Empowerment Certificate | University of Maryland, Robert. Smith</w:t>
+      </w:r>
+    </w:p>
+    <w:p>
+      <w:pPr>
+        <w:pStyle w:val="ListParagraph"/>
+        <w:numPr>
+          <w:ilvl w:val="0"/>
+          <w:numId w:val="12"/>
         </w:numPr>
         <w:jc w:val="both"/>
         <w:rPr>
@@ -1672,6 +1704,7 @@
           <w:sz w:val="22"/>
           <w:szCs w:val="22"/>
         </w:rPr>
+        <w:lastRenderedPageBreak/>
         <w:t>AML, ADA, UDAAP, FCRA, CFPB, and related regulat</w:t>
       </w:r>
       <w:r>
@@ -1765,7 +1798,70 @@
           <w:sz w:val="22"/>
           <w:szCs w:val="22"/>
         </w:rPr>
-        <w:lastRenderedPageBreak/>
+        <w:t xml:space="preserve">Artificial Intelligence &amp; Career Development </w:t>
+      </w:r>
+    </w:p>
+    <w:p>
+      <w:pPr>
+        <w:pStyle w:val="ListParagraph"/>
+        <w:numPr>
+          <w:ilvl w:val="0"/>
+          <w:numId w:val="7"/>
+        </w:numPr>
+        <w:jc w:val="both"/>
+        <w:rPr>
+          <w:rFonts w:ascii="Calibri" w:hAnsi="Calibri" w:cs="Calibri"/>
+          <w:sz w:val="22"/>
+          <w:szCs w:val="22"/>
+        </w:rPr>
+      </w:pPr>
+      <w:r>
+        <w:rPr>
+          <w:rFonts w:ascii="Calibri" w:hAnsi="Calibri" w:cs="Calibri"/>
+          <w:sz w:val="22"/>
+          <w:szCs w:val="22"/>
+        </w:rPr>
+        <w:t xml:space="preserve">Bai </w:t>
+      </w:r>
+      <w:proofErr w:type="spellStart"/>
+      <w:r>
+        <w:rPr>
+          <w:rFonts w:ascii="Calibri" w:hAnsi="Calibri" w:cs="Calibri"/>
+          <w:sz w:val="22"/>
+          <w:szCs w:val="22"/>
+        </w:rPr>
+        <w:t>ProSight</w:t>
+      </w:r>
+      <w:proofErr w:type="spellEnd"/>
+      <w:r>
+        <w:rPr>
+          <w:rFonts w:ascii="Calibri" w:hAnsi="Calibri" w:cs="Calibri"/>
+          <w:sz w:val="22"/>
+          <w:szCs w:val="22"/>
+        </w:rPr>
+        <w:t xml:space="preserve"> Learner Manager</w:t>
+      </w:r>
+    </w:p>
+    <w:p>
+      <w:pPr>
+        <w:pStyle w:val="ListParagraph"/>
+        <w:numPr>
+          <w:ilvl w:val="0"/>
+          <w:numId w:val="7"/>
+        </w:numPr>
+        <w:jc w:val="both"/>
+        <w:rPr>
+          <w:rFonts w:ascii="Calibri" w:hAnsi="Calibri" w:cs="Calibri"/>
+          <w:sz w:val="22"/>
+          <w:szCs w:val="22"/>
+        </w:rPr>
+      </w:pPr>
+      <w:r>
+        <w:rPr>
+          <w:rFonts w:ascii="Calibri" w:hAnsi="Calibri" w:cs="Calibri"/>
+          <w:sz w:val="22"/>
+          <w:szCs w:val="22"/>
+        </w:rPr>
         <w:t>Cross-functional collaboration in regulated environments</w:t>
       </w:r>
     </w:p>
@@ -2643,6 +2739,118 @@
     </w:lvl>
   </w:abstractNum>
   <w:abstractNum w:abstractNumId="6" w15:restartNumberingAfterBreak="0">
+    <w:nsid w:val="646962C9"/>
+    <w:multiLevelType w:val="hybridMultilevel"/>
+    <w:tmpl w:val="FCA88482"/>
+    <w:lvl w:ilvl="0" w:tplc="BDE23F14">
+      <w:numFmt w:val="bullet"/>
+      <w:lvlText w:val=""/>
+      <w:lvlJc w:val="left"/>
+      <w:pPr>
+        <w:ind w:left="1080" w:hanging="360"/>
+      </w:pPr>
+      <w:rPr>
+        <w:rFonts w:ascii="Symbol" w:eastAsiaTheme="minorHAnsi" w:hAnsi="Symbol" w:cs="Calibri" w:hint="default"/>
+      </w:rPr>
+    </w:lvl>
+    <w:lvl w:ilvl="1" w:tplc="04090003" w:tentative="1">
+      <w:start w:val="1"/>
+      <w:numFmt w:val="bullet"/>
+      <w:lvlText w:val="o"/>
+      <w:lvlJc w:val="left"/>
+      <w:pPr>
+        <w:ind w:left="1440" w:hanging="360"/>
+      </w:pPr>
+      <w:rPr>
+        <w:rFonts w:ascii="Courier New" w:hAnsi="Courier New" w:cs="Courier New" w:hint="default"/>
+      </w:rPr>
+    </w:lvl>
+    <w:lvl w:ilvl="2" w:tplc="04090005" w:tentative="1">
+      <w:start w:val="1"/>
+      <w:numFmt w:val="bullet"/>
+      <w:lvlText w:val=""/>
+      <w:lvlJc w:val="left"/>
+      <w:pPr>
+        <w:ind w:left="2160" w:hanging="360"/>
+      </w:pPr>
+      <w:rPr>
+        <w:rFonts w:ascii="Wingdings" w:hAnsi="Wingdings" w:hint="default"/>
+      </w:rPr>
+    </w:lvl>
+    <w:lvl w:ilvl="3" w:tplc="04090001" w:tentative="1">
+      <w:start w:val="1"/>
+      <w:numFmt w:val="bullet"/>
+      <w:lvlText w:val=""/>
+      <w:lvlJc w:val="left"/>
+      <w:pPr>
+        <w:ind w:left="2880" w:hanging="360"/>
+      </w:pPr>
+      <w:rPr>
+        <w:rFonts w:ascii="Symbol" w:hAnsi="Symbol" w:hint="default"/>
+      </w:rPr>
+    </w:lvl>
+    <w:lvl w:ilvl="4" w:tplc="04090003" w:tentative="1">
+      <w:start w:val="1"/>
+      <w:numFmt w:val="bullet"/>
+      <w:lvlText w:val="o"/>
+      <w:lvlJc w:val="left"/>
+      <w:pPr>
+        <w:ind w:left="3600" w:hanging="360"/>
+      </w:pPr>
+      <w:rPr>
+        <w:rFonts w:ascii="Courier New" w:hAnsi="Courier New" w:cs="Courier New" w:hint="default"/>
+      </w:rPr>
+    </w:lvl>
+    <w:lvl w:ilvl="5" w:tplc="04090005" w:tentative="1">
+      <w:start w:val="1"/>
+      <w:numFmt w:val="bullet"/>
+      <w:lvlText w:val=""/>
+      <w:lvlJc w:val="left"/>
+      <w:pPr>
+        <w:ind w:left="4320" w:hanging="360"/>
+      </w:pPr>
+      <w:rPr>
+        <w:rFonts w:ascii="Wingdings" w:hAnsi="Wingdings" w:hint="default"/>
+      </w:rPr>
+    </w:lvl>
+    <w:lvl w:ilvl="6" w:tplc="04090001" w:tentative="1">
+      <w:start w:val="1"/>
+      <w:numFmt w:val="bullet"/>
+      <w:lvlText w:val=""/>
+      <w:lvlJc w:val="left"/>
+      <w:pPr>
+        <w:ind w:left="5040" w:hanging="360"/>
+      </w:pPr>
+      <w:rPr>
+        <w:rFonts w:ascii="Symbol" w:hAnsi="Symbol" w:hint="default"/>
+      </w:rPr>
+    </w:lvl>
+    <w:lvl w:ilvl="7" w:tplc="04090003" w:tentative="1">
+      <w:start w:val="1"/>
+      <w:numFmt w:val="bullet"/>
+      <w:lvlText w:val="o"/>
+      <w:lvlJc w:val="left"/>
+      <w:pPr>
+        <w:ind w:left="5760" w:hanging="360"/>
+      </w:pPr>
+      <w:rPr>
+        <w:rFonts w:ascii="Courier New" w:hAnsi="Courier New" w:cs="Courier New" w:hint="default"/>
+      </w:rPr>
+    </w:lvl>
+    <w:lvl w:ilvl="8" w:tplc="04090005" w:tentative="1">
+      <w:start w:val="1"/>
+      <w:numFmt w:val="bullet"/>
+      <w:lvlText w:val=""/>
+      <w:lvlJc w:val="left"/>
+      <w:pPr>
+        <w:ind w:left="6480" w:hanging="360"/>
+      </w:pPr>
+      <w:rPr>
+        <w:rFonts w:ascii="Wingdings" w:hAnsi="Wingdings" w:hint="default"/>
+      </w:rPr>
+    </w:lvl>
+  </w:abstractNum>
+  <w:abstractNum w:abstractNumId="7" w15:restartNumberingAfterBreak="0">
     <w:nsid w:val="64A43BD5"/>
     <w:multiLevelType w:val="hybridMultilevel"/>
     <w:tmpl w:val="42FAC07A"/>
@@ -2754,7 +2962,7 @@
       </w:rPr>
     </w:lvl>
   </w:abstractNum>
-  <w:abstractNum w:abstractNumId="7" w15:restartNumberingAfterBreak="0">
+  <w:abstractNum w:abstractNumId="8" w15:restartNumberingAfterBreak="0">
     <w:nsid w:val="6ABF0076"/>
     <w:multiLevelType w:val="hybridMultilevel"/>
     <w:tmpl w:val="BF58130C"/>
@@ -2866,7 +3074,7 @@
       </w:rPr>
     </w:lvl>
   </w:abstractNum>
-  <w:abstractNum w:abstractNumId="8" w15:restartNumberingAfterBreak="0">
+  <w:abstractNum w:abstractNumId="9" w15:restartNumberingAfterBreak="0">
     <w:nsid w:val="74313A99"/>
     <w:multiLevelType w:val="hybridMultilevel"/>
     <w:tmpl w:val="92A694E2"/>
@@ -2978,7 +3186,7 @@
       </w:rPr>
     </w:lvl>
   </w:abstractNum>
-  <w:abstractNum w:abstractNumId="9" w15:restartNumberingAfterBreak="0">
+  <w:abstractNum w:abstractNumId="10" w15:restartNumberingAfterBreak="0">
     <w:nsid w:val="7BE25A4D"/>
     <w:multiLevelType w:val="hybridMultilevel"/>
     <w:tmpl w:val="E6CCA396"/>
@@ -3090,7 +3298,7 @@
       </w:rPr>
     </w:lvl>
   </w:abstractNum>
-  <w:abstractNum w:abstractNumId="10" w15:restartNumberingAfterBreak="0">
+  <w:abstractNum w:abstractNumId="11" w15:restartNumberingAfterBreak="0">
     <w:nsid w:val="7F9E2BAE"/>
     <w:multiLevelType w:val="hybridMultilevel"/>
     <w:tmpl w:val="E76E1732"/>
@@ -3207,19 +3415,19 @@
     <w:abstractNumId w:val="2"/>
   </w:num>
   <w:num w:numId="2" w16cid:durableId="1694845776">
+    <w:abstractNumId w:val="11"/>
+  </w:num>
+  <w:num w:numId="3" w16cid:durableId="1697805324">
+    <w:abstractNumId w:val="9"/>
+  </w:num>
+  <w:num w:numId="4" w16cid:durableId="2053184592">
+    <w:abstractNumId w:val="7"/>
+  </w:num>
+  <w:num w:numId="5" w16cid:durableId="2072346492">
     <w:abstractNumId w:val="10"/>
   </w:num>
-  <w:num w:numId="3" w16cid:durableId="1697805324">
+  <w:num w:numId="6" w16cid:durableId="21172690">
     <w:abstractNumId w:val="8"/>
-  </w:num>
-  <w:num w:numId="4" w16cid:durableId="2053184592">
-    <w:abstractNumId w:val="6"/>
-  </w:num>
-  <w:num w:numId="5" w16cid:durableId="2072346492">
-    <w:abstractNumId w:val="9"/>
-  </w:num>
-  <w:num w:numId="6" w16cid:durableId="21172690">
-    <w:abstractNumId w:val="7"/>
   </w:num>
   <w:num w:numId="7" w16cid:durableId="363990358">
     <w:abstractNumId w:val="3"/>
@@ -3235,6 +3443,9 @@
   </w:num>
   <w:num w:numId="11" w16cid:durableId="1547764357">
     <w:abstractNumId w:val="5"/>
+  </w:num>
+  <w:num w:numId="12" w16cid:durableId="888031475">
+    <w:abstractNumId w:val="6"/>
   </w:num>
 </w:numbering>
 </file>
@@ -3643,7 +3854,6 @@
   <w:style w:type="character" w:default="1" w:styleId="DefaultParagraphFont">
     <w:name w:val="Default Paragraph Font"/>
     <w:uiPriority w:val="1"/>
-    <w:semiHidden/>
     <w:unhideWhenUsed/>
   </w:style>
   <w:style w:type="table" w:default="1" w:styleId="TableNormal">
